--- a/09_Team_Docs/MindBridge_Scrum_Report.docx
+++ b/09_Team_Docs/MindBridge_Scrum_Report.docx
@@ -129,7 +129,7 @@
     </w:p>
     <w:p>
       <w:pPr>
-        <w:spacing w:after="120" w:before="0"/>
+        <w:spacing w:after="40" w:before="0"/>
         <w:jc w:val="right"/>
       </w:pPr>
       <w:r>
@@ -141,7 +141,58 @@
           <w:sz w:val="26"/>
           <w:szCs w:val="26"/>
         </w:rPr>
-        <w:t xml:space="preserve">MindBridge Development Team</w:t>
+        <w:t xml:space="preserve">EBODE ADA ERIKA ALEXANDRA</w:t>
+      </w:r>
+    </w:p>
+    <w:p>
+      <w:pPr>
+        <w:spacing w:after="100" w:before="0"/>
+        <w:jc w:val="right"/>
+      </w:pPr>
+      <w:r>
+        <w:rPr>
+          <w:rFonts w:ascii="Georgia" w:cs="Georgia" w:eastAsia="Georgia" w:hAnsi="Georgia"/>
+          <w:i/>
+          <w:iCs/>
+          <w:color w:val="000000"/>
+          <w:sz w:val="21"/>
+          <w:szCs w:val="21"/>
+        </w:rPr>
+        <w:t xml:space="preserve">Matricule: ICTU20233909  —  Team Leader</w:t>
+      </w:r>
+    </w:p>
+    <w:p>
+      <w:pPr>
+        <w:spacing w:after="40" w:before="0"/>
+        <w:jc w:val="right"/>
+      </w:pPr>
+      <w:r>
+        <w:rPr>
+          <w:rFonts w:ascii="Georgia" w:cs="Georgia" w:eastAsia="Georgia" w:hAnsi="Georgia"/>
+          <w:b/>
+          <w:bCs/>
+          <w:color w:val="1B2A4A"/>
+          <w:sz w:val="26"/>
+          <w:szCs w:val="26"/>
+        </w:rPr>
+        <w:t xml:space="preserve">AJA CHELLA ASAMBA JR</w:t>
+      </w:r>
+    </w:p>
+    <w:p>
+      <w:pPr>
+        <w:spacing w:after="140" w:before="0"/>
+        <w:jc w:val="right"/>
+      </w:pPr>
+      <w:r>
+        <w:rPr>
+          <w:rFonts w:ascii="Georgia" w:cs="Georgia" w:eastAsia="Georgia" w:hAnsi="Georgia"/>
+          <w:i/>
+          <w:iCs/>
+          <w:color w:val="000000"/>
+          <w:sz w:val="21"/>
+          <w:szCs w:val="21"/>
+        </w:rPr>
+        <w:t xml:space="preserve">Matricule: ICTU20233787  —  Developer &amp; DevOps</w:t>
       </w:r>
     </w:p>
     <w:p>
@@ -431,8 +482,10 @@
         </w:tblBorders>
       </w:tblPr>
       <w:tblGrid>
-        <w:gridCol w:w="4680"/>
-        <w:gridCol w:w="4680"/>
+        <w:gridCol w:w="2340"/>
+        <w:gridCol w:w="2340"/>
+        <w:gridCol w:w="2340"/>
+        <w:gridCol w:w="2340"/>
       </w:tblGrid>
       <w:tr>
         <w:trPr>
@@ -440,7 +493,7 @@
         </w:trPr>
         <w:tc>
           <w:tcPr>
-            <w:tcW w:type="dxa" w:w="4680"/>
+            <w:tcW w:type="dxa" w:w="2340"/>
             <w:tcBorders>
               <w:top w:val="single" w:color="C9A84C" w:sz="1"/>
               <w:left w:val="single" w:color="C9A84C" w:sz="1"/>
@@ -465,13 +518,13 @@
                 <w:sz w:val="22"/>
                 <w:szCs w:val="22"/>
               </w:rPr>
-              <w:t xml:space="preserve">Role</w:t>
-            </w:r>
-          </w:p>
-        </w:tc>
-        <w:tc>
-          <w:tcPr>
-            <w:tcW w:type="dxa" w:w="4680"/>
+              <w:t xml:space="preserve">Name</w:t>
+            </w:r>
+          </w:p>
+        </w:tc>
+        <w:tc>
+          <w:tcPr>
+            <w:tcW w:type="dxa" w:w="2340"/>
             <w:tcBorders>
               <w:top w:val="single" w:color="C9A84C" w:sz="1"/>
               <w:left w:val="single" w:color="C9A84C" w:sz="1"/>
@@ -496,7 +549,69 @@
                 <w:sz w:val="22"/>
                 <w:szCs w:val="22"/>
               </w:rPr>
-              <w:t xml:space="preserve">Responsibility</w:t>
+              <w:t xml:space="preserve">Matricule</w:t>
+            </w:r>
+          </w:p>
+        </w:tc>
+        <w:tc>
+          <w:tcPr>
+            <w:tcW w:type="dxa" w:w="2340"/>
+            <w:tcBorders>
+              <w:top w:val="single" w:color="C9A84C" w:sz="1"/>
+              <w:left w:val="single" w:color="C9A84C" w:sz="1"/>
+              <w:bottom w:val="single" w:color="C9A84C" w:sz="1"/>
+              <w:right w:val="single" w:color="C9A84C" w:sz="1"/>
+            </w:tcBorders>
+            <w:shd w:fill="1B2A4A" w:val="clear"/>
+            <w:tcMar>
+              <w:top w:type="dxa" w:w="80"/>
+              <w:left w:type="dxa" w:w="160"/>
+              <w:bottom w:type="dxa" w:w="80"/>
+              <w:right w:type="dxa" w:w="160"/>
+            </w:tcMar>
+          </w:tcPr>
+          <w:p>
+            <w:r>
+              <w:rPr>
+                <w:rFonts w:ascii="Georgia" w:cs="Georgia" w:eastAsia="Georgia" w:hAnsi="Georgia"/>
+                <w:b/>
+                <w:bCs/>
+                <w:color w:val="F5EFD8"/>
+                <w:sz w:val="22"/>
+                <w:szCs w:val="22"/>
+              </w:rPr>
+              <w:t xml:space="preserve">Role</w:t>
+            </w:r>
+          </w:p>
+        </w:tc>
+        <w:tc>
+          <w:tcPr>
+            <w:tcW w:type="dxa" w:w="2340"/>
+            <w:tcBorders>
+              <w:top w:val="single" w:color="C9A84C" w:sz="1"/>
+              <w:left w:val="single" w:color="C9A84C" w:sz="1"/>
+              <w:bottom w:val="single" w:color="C9A84C" w:sz="1"/>
+              <w:right w:val="single" w:color="C9A84C" w:sz="1"/>
+            </w:tcBorders>
+            <w:shd w:fill="1B2A4A" w:val="clear"/>
+            <w:tcMar>
+              <w:top w:type="dxa" w:w="80"/>
+              <w:left w:type="dxa" w:w="160"/>
+              <w:bottom w:type="dxa" w:w="80"/>
+              <w:right w:type="dxa" w:w="160"/>
+            </w:tcMar>
+          </w:tcPr>
+          <w:p>
+            <w:r>
+              <w:rPr>
+                <w:rFonts w:ascii="Georgia" w:cs="Georgia" w:eastAsia="Georgia" w:hAnsi="Georgia"/>
+                <w:b/>
+                <w:bCs/>
+                <w:color w:val="F5EFD8"/>
+                <w:sz w:val="22"/>
+                <w:szCs w:val="22"/>
+              </w:rPr>
+              <w:t xml:space="preserve">Responsibilities</w:t>
             </w:r>
           </w:p>
         </w:tc>
@@ -507,59 +622,117 @@
         </w:trPr>
         <w:tc>
           <w:tcPr>
-            <w:tcW w:type="dxa" w:w="4680"/>
-            <w:tcBorders>
-              <w:top w:val="single" w:color="C9A84C" w:sz="1"/>
-              <w:left w:val="single" w:color="C9A84C" w:sz="1"/>
-              <w:bottom w:val="single" w:color="C9A84C" w:sz="1"/>
-              <w:right w:val="single" w:color="C9A84C" w:sz="1"/>
-            </w:tcBorders>
-            <w:shd w:fill="FFFFFF" w:val="clear"/>
-            <w:tcMar>
-              <w:top w:type="dxa" w:w="80"/>
-              <w:left w:type="dxa" w:w="160"/>
-              <w:bottom w:type="dxa" w:w="80"/>
-              <w:right w:type="dxa" w:w="160"/>
-            </w:tcMar>
-          </w:tcPr>
-          <w:p>
-            <w:r>
-              <w:rPr>
-                <w:rFonts w:ascii="Georgia" w:cs="Georgia" w:eastAsia="Georgia" w:hAnsi="Georgia"/>
-                <w:color w:val="000000"/>
-                <w:sz w:val="22"/>
-                <w:szCs w:val="22"/>
-              </w:rPr>
-              <w:t xml:space="preserve">Product Owner</w:t>
-            </w:r>
-          </w:p>
-        </w:tc>
-        <w:tc>
-          <w:tcPr>
-            <w:tcW w:type="dxa" w:w="4680"/>
-            <w:tcBorders>
-              <w:top w:val="single" w:color="C9A84C" w:sz="1"/>
-              <w:left w:val="single" w:color="C9A84C" w:sz="1"/>
-              <w:bottom w:val="single" w:color="C9A84C" w:sz="1"/>
-              <w:right w:val="single" w:color="C9A84C" w:sz="1"/>
-            </w:tcBorders>
-            <w:shd w:fill="FFFFFF" w:val="clear"/>
-            <w:tcMar>
-              <w:top w:type="dxa" w:w="80"/>
-              <w:left w:type="dxa" w:w="160"/>
-              <w:bottom w:type="dxa" w:w="80"/>
-              <w:right w:type="dxa" w:w="160"/>
-            </w:tcMar>
-          </w:tcPr>
-          <w:p>
-            <w:r>
-              <w:rPr>
-                <w:rFonts w:ascii="Georgia" w:cs="Georgia" w:eastAsia="Georgia" w:hAnsi="Georgia"/>
-                <w:color w:val="000000"/>
-                <w:sz w:val="22"/>
-                <w:szCs w:val="22"/>
-              </w:rPr>
-              <w:t xml:space="preserve">Defines user stories, prioritises backlog, signs off features</w:t>
+            <w:tcW w:type="dxa" w:w="2340"/>
+            <w:tcBorders>
+              <w:top w:val="single" w:color="C9A84C" w:sz="1"/>
+              <w:left w:val="single" w:color="C9A84C" w:sz="1"/>
+              <w:bottom w:val="single" w:color="C9A84C" w:sz="1"/>
+              <w:right w:val="single" w:color="C9A84C" w:sz="1"/>
+            </w:tcBorders>
+            <w:shd w:fill="FFFFFF" w:val="clear"/>
+            <w:tcMar>
+              <w:top w:type="dxa" w:w="80"/>
+              <w:left w:type="dxa" w:w="160"/>
+              <w:bottom w:type="dxa" w:w="80"/>
+              <w:right w:type="dxa" w:w="160"/>
+            </w:tcMar>
+          </w:tcPr>
+          <w:p>
+            <w:r>
+              <w:rPr>
+                <w:rFonts w:ascii="Georgia" w:cs="Georgia" w:eastAsia="Georgia" w:hAnsi="Georgia"/>
+                <w:color w:val="000000"/>
+                <w:sz w:val="22"/>
+                <w:szCs w:val="22"/>
+              </w:rPr>
+              <w:t xml:space="preserve">EBODE ADA ERIKA ALEXANDRA</w:t>
+            </w:r>
+          </w:p>
+        </w:tc>
+        <w:tc>
+          <w:tcPr>
+            <w:tcW w:type="dxa" w:w="2340"/>
+            <w:tcBorders>
+              <w:top w:val="single" w:color="C9A84C" w:sz="1"/>
+              <w:left w:val="single" w:color="C9A84C" w:sz="1"/>
+              <w:bottom w:val="single" w:color="C9A84C" w:sz="1"/>
+              <w:right w:val="single" w:color="C9A84C" w:sz="1"/>
+            </w:tcBorders>
+            <w:shd w:fill="FFFFFF" w:val="clear"/>
+            <w:tcMar>
+              <w:top w:type="dxa" w:w="80"/>
+              <w:left w:type="dxa" w:w="160"/>
+              <w:bottom w:type="dxa" w:w="80"/>
+              <w:right w:type="dxa" w:w="160"/>
+            </w:tcMar>
+          </w:tcPr>
+          <w:p>
+            <w:r>
+              <w:rPr>
+                <w:rFonts w:ascii="Georgia" w:cs="Georgia" w:eastAsia="Georgia" w:hAnsi="Georgia"/>
+                <w:color w:val="000000"/>
+                <w:sz w:val="22"/>
+                <w:szCs w:val="22"/>
+              </w:rPr>
+              <w:t xml:space="preserve">ICTU20233909</w:t>
+            </w:r>
+          </w:p>
+        </w:tc>
+        <w:tc>
+          <w:tcPr>
+            <w:tcW w:type="dxa" w:w="2340"/>
+            <w:tcBorders>
+              <w:top w:val="single" w:color="C9A84C" w:sz="1"/>
+              <w:left w:val="single" w:color="C9A84C" w:sz="1"/>
+              <w:bottom w:val="single" w:color="C9A84C" w:sz="1"/>
+              <w:right w:val="single" w:color="C9A84C" w:sz="1"/>
+            </w:tcBorders>
+            <w:shd w:fill="FFFFFF" w:val="clear"/>
+            <w:tcMar>
+              <w:top w:type="dxa" w:w="80"/>
+              <w:left w:type="dxa" w:w="160"/>
+              <w:bottom w:type="dxa" w:w="80"/>
+              <w:right w:type="dxa" w:w="160"/>
+            </w:tcMar>
+          </w:tcPr>
+          <w:p>
+            <w:r>
+              <w:rPr>
+                <w:rFonts w:ascii="Georgia" w:cs="Georgia" w:eastAsia="Georgia" w:hAnsi="Georgia"/>
+                <w:color w:val="000000"/>
+                <w:sz w:val="22"/>
+                <w:szCs w:val="22"/>
+              </w:rPr>
+              <w:t xml:space="preserve">Team Leader / Product Owner / Scrum Master</w:t>
+            </w:r>
+          </w:p>
+        </w:tc>
+        <w:tc>
+          <w:tcPr>
+            <w:tcW w:type="dxa" w:w="2340"/>
+            <w:tcBorders>
+              <w:top w:val="single" w:color="C9A84C" w:sz="1"/>
+              <w:left w:val="single" w:color="C9A84C" w:sz="1"/>
+              <w:bottom w:val="single" w:color="C9A84C" w:sz="1"/>
+              <w:right w:val="single" w:color="C9A84C" w:sz="1"/>
+            </w:tcBorders>
+            <w:shd w:fill="FFFFFF" w:val="clear"/>
+            <w:tcMar>
+              <w:top w:type="dxa" w:w="80"/>
+              <w:left w:type="dxa" w:w="160"/>
+              <w:bottom w:type="dxa" w:w="80"/>
+              <w:right w:type="dxa" w:w="160"/>
+            </w:tcMar>
+          </w:tcPr>
+          <w:p>
+            <w:r>
+              <w:rPr>
+                <w:rFonts w:ascii="Georgia" w:cs="Georgia" w:eastAsia="Georgia" w:hAnsi="Georgia"/>
+                <w:color w:val="000000"/>
+                <w:sz w:val="22"/>
+                <w:szCs w:val="22"/>
+              </w:rPr>
+              <w:t xml:space="preserve">Backlog management, sprint planning, FastAPI backend, authentication, testing</w:t>
             </w:r>
           </w:p>
         </w:tc>
@@ -570,311 +743,117 @@
         </w:trPr>
         <w:tc>
           <w:tcPr>
-            <w:tcW w:type="dxa" w:w="4680"/>
-            <w:tcBorders>
-              <w:top w:val="single" w:color="C9A84C" w:sz="1"/>
-              <w:left w:val="single" w:color="C9A84C" w:sz="1"/>
-              <w:bottom w:val="single" w:color="C9A84C" w:sz="1"/>
-              <w:right w:val="single" w:color="C9A84C" w:sz="1"/>
-            </w:tcBorders>
-            <w:shd w:fill="FAF7F0" w:val="clear"/>
-            <w:tcMar>
-              <w:top w:type="dxa" w:w="80"/>
-              <w:left w:type="dxa" w:w="160"/>
-              <w:bottom w:type="dxa" w:w="80"/>
-              <w:right w:type="dxa" w:w="160"/>
-            </w:tcMar>
-          </w:tcPr>
-          <w:p>
-            <w:r>
-              <w:rPr>
-                <w:rFonts w:ascii="Georgia" w:cs="Georgia" w:eastAsia="Georgia" w:hAnsi="Georgia"/>
-                <w:color w:val="000000"/>
-                <w:sz w:val="22"/>
-                <w:szCs w:val="22"/>
-              </w:rPr>
-              <w:t xml:space="preserve">Scrum Master</w:t>
-            </w:r>
-          </w:p>
-        </w:tc>
-        <w:tc>
-          <w:tcPr>
-            <w:tcW w:type="dxa" w:w="4680"/>
-            <w:tcBorders>
-              <w:top w:val="single" w:color="C9A84C" w:sz="1"/>
-              <w:left w:val="single" w:color="C9A84C" w:sz="1"/>
-              <w:bottom w:val="single" w:color="C9A84C" w:sz="1"/>
-              <w:right w:val="single" w:color="C9A84C" w:sz="1"/>
-            </w:tcBorders>
-            <w:shd w:fill="FAF7F0" w:val="clear"/>
-            <w:tcMar>
-              <w:top w:type="dxa" w:w="80"/>
-              <w:left w:type="dxa" w:w="160"/>
-              <w:bottom w:type="dxa" w:w="80"/>
-              <w:right w:type="dxa" w:w="160"/>
-            </w:tcMar>
-          </w:tcPr>
-          <w:p>
-            <w:r>
-              <w:rPr>
-                <w:rFonts w:ascii="Georgia" w:cs="Georgia" w:eastAsia="Georgia" w:hAnsi="Georgia"/>
-                <w:color w:val="000000"/>
-                <w:sz w:val="22"/>
-                <w:szCs w:val="22"/>
-              </w:rPr>
-              <w:t xml:space="preserve">Facilitates ceremonies, removes blockers</w:t>
-            </w:r>
-          </w:p>
-        </w:tc>
-      </w:tr>
-      <w:tr>
-        <w:trPr>
-          <w:tblHeader w:val="false"/>
-        </w:trPr>
-        <w:tc>
-          <w:tcPr>
-            <w:tcW w:type="dxa" w:w="4680"/>
-            <w:tcBorders>
-              <w:top w:val="single" w:color="C9A84C" w:sz="1"/>
-              <w:left w:val="single" w:color="C9A84C" w:sz="1"/>
-              <w:bottom w:val="single" w:color="C9A84C" w:sz="1"/>
-              <w:right w:val="single" w:color="C9A84C" w:sz="1"/>
-            </w:tcBorders>
-            <w:shd w:fill="FFFFFF" w:val="clear"/>
-            <w:tcMar>
-              <w:top w:type="dxa" w:w="80"/>
-              <w:left w:type="dxa" w:w="160"/>
-              <w:bottom w:type="dxa" w:w="80"/>
-              <w:right w:type="dxa" w:w="160"/>
-            </w:tcMar>
-          </w:tcPr>
-          <w:p>
-            <w:r>
-              <w:rPr>
-                <w:rFonts w:ascii="Georgia" w:cs="Georgia" w:eastAsia="Georgia" w:hAnsi="Georgia"/>
-                <w:color w:val="000000"/>
-                <w:sz w:val="22"/>
-                <w:szCs w:val="22"/>
-              </w:rPr>
-              <w:t xml:space="preserve">Dev 1 (Backend)</w:t>
-            </w:r>
-          </w:p>
-        </w:tc>
-        <w:tc>
-          <w:tcPr>
-            <w:tcW w:type="dxa" w:w="4680"/>
-            <w:tcBorders>
-              <w:top w:val="single" w:color="C9A84C" w:sz="1"/>
-              <w:left w:val="single" w:color="C9A84C" w:sz="1"/>
-              <w:bottom w:val="single" w:color="C9A84C" w:sz="1"/>
-              <w:right w:val="single" w:color="C9A84C" w:sz="1"/>
-            </w:tcBorders>
-            <w:shd w:fill="FFFFFF" w:val="clear"/>
-            <w:tcMar>
-              <w:top w:type="dxa" w:w="80"/>
-              <w:left w:type="dxa" w:w="160"/>
-              <w:bottom w:type="dxa" w:w="80"/>
-              <w:right w:type="dxa" w:w="160"/>
-            </w:tcMar>
-          </w:tcPr>
-          <w:p>
-            <w:r>
-              <w:rPr>
-                <w:rFonts w:ascii="Georgia" w:cs="Georgia" w:eastAsia="Georgia" w:hAnsi="Georgia"/>
-                <w:color w:val="000000"/>
-                <w:sz w:val="22"/>
-                <w:szCs w:val="22"/>
-              </w:rPr>
-              <w:t xml:space="preserve">FastAPI, PostgreSQL, authentication, services</w:t>
-            </w:r>
-          </w:p>
-        </w:tc>
-      </w:tr>
-      <w:tr>
-        <w:trPr>
-          <w:tblHeader w:val="false"/>
-        </w:trPr>
-        <w:tc>
-          <w:tcPr>
-            <w:tcW w:type="dxa" w:w="4680"/>
-            <w:tcBorders>
-              <w:top w:val="single" w:color="C9A84C" w:sz="1"/>
-              <w:left w:val="single" w:color="C9A84C" w:sz="1"/>
-              <w:bottom w:val="single" w:color="C9A84C" w:sz="1"/>
-              <w:right w:val="single" w:color="C9A84C" w:sz="1"/>
-            </w:tcBorders>
-            <w:shd w:fill="FAF7F0" w:val="clear"/>
-            <w:tcMar>
-              <w:top w:type="dxa" w:w="80"/>
-              <w:left w:type="dxa" w:w="160"/>
-              <w:bottom w:type="dxa" w:w="80"/>
-              <w:right w:type="dxa" w:w="160"/>
-            </w:tcMar>
-          </w:tcPr>
-          <w:p>
-            <w:r>
-              <w:rPr>
-                <w:rFonts w:ascii="Georgia" w:cs="Georgia" w:eastAsia="Georgia" w:hAnsi="Georgia"/>
-                <w:color w:val="000000"/>
-                <w:sz w:val="22"/>
-                <w:szCs w:val="22"/>
-              </w:rPr>
-              <w:t xml:space="preserve">Dev 2 (Frontend)</w:t>
-            </w:r>
-          </w:p>
-        </w:tc>
-        <w:tc>
-          <w:tcPr>
-            <w:tcW w:type="dxa" w:w="4680"/>
-            <w:tcBorders>
-              <w:top w:val="single" w:color="C9A84C" w:sz="1"/>
-              <w:left w:val="single" w:color="C9A84C" w:sz="1"/>
-              <w:bottom w:val="single" w:color="C9A84C" w:sz="1"/>
-              <w:right w:val="single" w:color="C9A84C" w:sz="1"/>
-            </w:tcBorders>
-            <w:shd w:fill="FAF7F0" w:val="clear"/>
-            <w:tcMar>
-              <w:top w:type="dxa" w:w="80"/>
-              <w:left w:type="dxa" w:w="160"/>
-              <w:bottom w:type="dxa" w:w="80"/>
-              <w:right w:type="dxa" w:w="160"/>
-            </w:tcMar>
-          </w:tcPr>
-          <w:p>
-            <w:r>
-              <w:rPr>
-                <w:rFonts w:ascii="Georgia" w:cs="Georgia" w:eastAsia="Georgia" w:hAnsi="Georgia"/>
-                <w:color w:val="000000"/>
-                <w:sz w:val="22"/>
-                <w:szCs w:val="22"/>
-              </w:rPr>
-              <w:t xml:space="preserve">React, TypeScript, UI pages</w:t>
-            </w:r>
-          </w:p>
-        </w:tc>
-      </w:tr>
-      <w:tr>
-        <w:trPr>
-          <w:tblHeader w:val="false"/>
-        </w:trPr>
-        <w:tc>
-          <w:tcPr>
-            <w:tcW w:type="dxa" w:w="4680"/>
-            <w:tcBorders>
-              <w:top w:val="single" w:color="C9A84C" w:sz="1"/>
-              <w:left w:val="single" w:color="C9A84C" w:sz="1"/>
-              <w:bottom w:val="single" w:color="C9A84C" w:sz="1"/>
-              <w:right w:val="single" w:color="C9A84C" w:sz="1"/>
-            </w:tcBorders>
-            <w:shd w:fill="FFFFFF" w:val="clear"/>
-            <w:tcMar>
-              <w:top w:type="dxa" w:w="80"/>
-              <w:left w:type="dxa" w:w="160"/>
-              <w:bottom w:type="dxa" w:w="80"/>
-              <w:right w:type="dxa" w:w="160"/>
-            </w:tcMar>
-          </w:tcPr>
-          <w:p>
-            <w:r>
-              <w:rPr>
-                <w:rFonts w:ascii="Georgia" w:cs="Georgia" w:eastAsia="Georgia" w:hAnsi="Georgia"/>
-                <w:color w:val="000000"/>
-                <w:sz w:val="22"/>
-                <w:szCs w:val="22"/>
-              </w:rPr>
-              <w:t xml:space="preserve">Dev 3 (DevOps)</w:t>
-            </w:r>
-          </w:p>
-        </w:tc>
-        <w:tc>
-          <w:tcPr>
-            <w:tcW w:type="dxa" w:w="4680"/>
-            <w:tcBorders>
-              <w:top w:val="single" w:color="C9A84C" w:sz="1"/>
-              <w:left w:val="single" w:color="C9A84C" w:sz="1"/>
-              <w:bottom w:val="single" w:color="C9A84C" w:sz="1"/>
-              <w:right w:val="single" w:color="C9A84C" w:sz="1"/>
-            </w:tcBorders>
-            <w:shd w:fill="FFFFFF" w:val="clear"/>
-            <w:tcMar>
-              <w:top w:type="dxa" w:w="80"/>
-              <w:left w:type="dxa" w:w="160"/>
-              <w:bottom w:type="dxa" w:w="80"/>
-              <w:right w:type="dxa" w:w="160"/>
-            </w:tcMar>
-          </w:tcPr>
-          <w:p>
-            <w:r>
-              <w:rPr>
-                <w:rFonts w:ascii="Georgia" w:cs="Georgia" w:eastAsia="Georgia" w:hAnsi="Georgia"/>
-                <w:color w:val="000000"/>
-                <w:sz w:val="22"/>
-                <w:szCs w:val="22"/>
-              </w:rPr>
-              <w:t xml:space="preserve">Docker, Kubernetes, Jenkins, Ansible, monitoring</w:t>
-            </w:r>
-          </w:p>
-        </w:tc>
-      </w:tr>
-      <w:tr>
-        <w:trPr>
-          <w:tblHeader w:val="false"/>
-        </w:trPr>
-        <w:tc>
-          <w:tcPr>
-            <w:tcW w:type="dxa" w:w="4680"/>
-            <w:tcBorders>
-              <w:top w:val="single" w:color="C9A84C" w:sz="1"/>
-              <w:left w:val="single" w:color="C9A84C" w:sz="1"/>
-              <w:bottom w:val="single" w:color="C9A84C" w:sz="1"/>
-              <w:right w:val="single" w:color="C9A84C" w:sz="1"/>
-            </w:tcBorders>
-            <w:shd w:fill="FAF7F0" w:val="clear"/>
-            <w:tcMar>
-              <w:top w:type="dxa" w:w="80"/>
-              <w:left w:type="dxa" w:w="160"/>
-              <w:bottom w:type="dxa" w:w="80"/>
-              <w:right w:type="dxa" w:w="160"/>
-            </w:tcMar>
-          </w:tcPr>
-          <w:p>
-            <w:r>
-              <w:rPr>
-                <w:rFonts w:ascii="Georgia" w:cs="Georgia" w:eastAsia="Georgia" w:hAnsi="Georgia"/>
-                <w:color w:val="000000"/>
-                <w:sz w:val="22"/>
-                <w:szCs w:val="22"/>
-              </w:rPr>
-              <w:t xml:space="preserve">Dev 4 (QA/Docs)</w:t>
-            </w:r>
-          </w:p>
-        </w:tc>
-        <w:tc>
-          <w:tcPr>
-            <w:tcW w:type="dxa" w:w="4680"/>
-            <w:tcBorders>
-              <w:top w:val="single" w:color="C9A84C" w:sz="1"/>
-              <w:left w:val="single" w:color="C9A84C" w:sz="1"/>
-              <w:bottom w:val="single" w:color="C9A84C" w:sz="1"/>
-              <w:right w:val="single" w:color="C9A84C" w:sz="1"/>
-            </w:tcBorders>
-            <w:shd w:fill="FAF7F0" w:val="clear"/>
-            <w:tcMar>
-              <w:top w:type="dxa" w:w="80"/>
-              <w:left w:type="dxa" w:w="160"/>
-              <w:bottom w:type="dxa" w:w="80"/>
-              <w:right w:type="dxa" w:w="160"/>
-            </w:tcMar>
-          </w:tcPr>
-          <w:p>
-            <w:r>
-              <w:rPr>
-                <w:rFonts w:ascii="Georgia" w:cs="Georgia" w:eastAsia="Georgia" w:hAnsi="Georgia"/>
-                <w:color w:val="000000"/>
-                <w:sz w:val="22"/>
-                <w:szCs w:val="22"/>
-              </w:rPr>
-              <w:t xml:space="preserve">PyTest suite, documentation, architecture diagrams</w:t>
+            <w:tcW w:type="dxa" w:w="2340"/>
+            <w:tcBorders>
+              <w:top w:val="single" w:color="C9A84C" w:sz="1"/>
+              <w:left w:val="single" w:color="C9A84C" w:sz="1"/>
+              <w:bottom w:val="single" w:color="C9A84C" w:sz="1"/>
+              <w:right w:val="single" w:color="C9A84C" w:sz="1"/>
+            </w:tcBorders>
+            <w:shd w:fill="FAF7F0" w:val="clear"/>
+            <w:tcMar>
+              <w:top w:type="dxa" w:w="80"/>
+              <w:left w:type="dxa" w:w="160"/>
+              <w:bottom w:type="dxa" w:w="80"/>
+              <w:right w:type="dxa" w:w="160"/>
+            </w:tcMar>
+          </w:tcPr>
+          <w:p>
+            <w:r>
+              <w:rPr>
+                <w:rFonts w:ascii="Georgia" w:cs="Georgia" w:eastAsia="Georgia" w:hAnsi="Georgia"/>
+                <w:color w:val="000000"/>
+                <w:sz w:val="22"/>
+                <w:szCs w:val="22"/>
+              </w:rPr>
+              <w:t xml:space="preserve">AJA CHELLA ASAMBA JR</w:t>
+            </w:r>
+          </w:p>
+        </w:tc>
+        <w:tc>
+          <w:tcPr>
+            <w:tcW w:type="dxa" w:w="2340"/>
+            <w:tcBorders>
+              <w:top w:val="single" w:color="C9A84C" w:sz="1"/>
+              <w:left w:val="single" w:color="C9A84C" w:sz="1"/>
+              <w:bottom w:val="single" w:color="C9A84C" w:sz="1"/>
+              <w:right w:val="single" w:color="C9A84C" w:sz="1"/>
+            </w:tcBorders>
+            <w:shd w:fill="FAF7F0" w:val="clear"/>
+            <w:tcMar>
+              <w:top w:type="dxa" w:w="80"/>
+              <w:left w:type="dxa" w:w="160"/>
+              <w:bottom w:type="dxa" w:w="80"/>
+              <w:right w:type="dxa" w:w="160"/>
+            </w:tcMar>
+          </w:tcPr>
+          <w:p>
+            <w:r>
+              <w:rPr>
+                <w:rFonts w:ascii="Georgia" w:cs="Georgia" w:eastAsia="Georgia" w:hAnsi="Georgia"/>
+                <w:color w:val="000000"/>
+                <w:sz w:val="22"/>
+                <w:szCs w:val="22"/>
+              </w:rPr>
+              <w:t xml:space="preserve">ICTU20233787</w:t>
+            </w:r>
+          </w:p>
+        </w:tc>
+        <w:tc>
+          <w:tcPr>
+            <w:tcW w:type="dxa" w:w="2340"/>
+            <w:tcBorders>
+              <w:top w:val="single" w:color="C9A84C" w:sz="1"/>
+              <w:left w:val="single" w:color="C9A84C" w:sz="1"/>
+              <w:bottom w:val="single" w:color="C9A84C" w:sz="1"/>
+              <w:right w:val="single" w:color="C9A84C" w:sz="1"/>
+            </w:tcBorders>
+            <w:shd w:fill="FAF7F0" w:val="clear"/>
+            <w:tcMar>
+              <w:top w:type="dxa" w:w="80"/>
+              <w:left w:type="dxa" w:w="160"/>
+              <w:bottom w:type="dxa" w:w="80"/>
+              <w:right w:type="dxa" w:w="160"/>
+            </w:tcMar>
+          </w:tcPr>
+          <w:p>
+            <w:r>
+              <w:rPr>
+                <w:rFonts w:ascii="Georgia" w:cs="Georgia" w:eastAsia="Georgia" w:hAnsi="Georgia"/>
+                <w:color w:val="000000"/>
+                <w:sz w:val="22"/>
+                <w:szCs w:val="22"/>
+              </w:rPr>
+              <w:t xml:space="preserve">Developer (Full-Stack + DevOps)</w:t>
+            </w:r>
+          </w:p>
+        </w:tc>
+        <w:tc>
+          <w:tcPr>
+            <w:tcW w:type="dxa" w:w="2340"/>
+            <w:tcBorders>
+              <w:top w:val="single" w:color="C9A84C" w:sz="1"/>
+              <w:left w:val="single" w:color="C9A84C" w:sz="1"/>
+              <w:bottom w:val="single" w:color="C9A84C" w:sz="1"/>
+              <w:right w:val="single" w:color="C9A84C" w:sz="1"/>
+            </w:tcBorders>
+            <w:shd w:fill="FAF7F0" w:val="clear"/>
+            <w:tcMar>
+              <w:top w:type="dxa" w:w="80"/>
+              <w:left w:type="dxa" w:w="160"/>
+              <w:bottom w:type="dxa" w:w="80"/>
+              <w:right w:type="dxa" w:w="160"/>
+            </w:tcMar>
+          </w:tcPr>
+          <w:p>
+            <w:r>
+              <w:rPr>
+                <w:rFonts w:ascii="Georgia" w:cs="Georgia" w:eastAsia="Georgia" w:hAnsi="Georgia"/>
+                <w:color w:val="000000"/>
+                <w:sz w:val="22"/>
+                <w:szCs w:val="22"/>
+              </w:rPr>
+              <w:t xml:space="preserve">React frontend, Docker, Kubernetes, Jenkins, Ansible, monitoring, documentation</w:t>
             </w:r>
           </w:p>
         </w:tc>
